--- a/ENTREGA/Entrega_Final_TP.docx
+++ b/ENTREGA/Entrega_Final_TP.docx
@@ -1826,7 +1826,7 @@
           <w:b w:val="0"/>
           <w:i w:val="0"/>
         </w:rPr>
-        <w:t>[Borrador] Hardware del equipo (Xeon W3680, 10GB, sin GPU util) limita a modelos de ~3B (qwen2.5:3b / llama3.2:3b), con velocidad de ~8-15 tok/s vs los ~27B de Groq con latencia menor. Mantenimiento (actualizar el modelo, ollama pull) recae en el equipo. No conviene para volumen alto ni para tareas globales largas.</w:t>
+        <w:t>[Borrador] Comparacion de tiempos de analisis local vs nube (se completara con las mediciones reales): el analisis con el modelo local (qwen2.5:3b) tarda [T_LOCAL] vs la API en la nube (Groq) que tarda [T_NUBE]. La implementacion final esta prevista sobre un servidor de la organizacion con caracteristicas superiores a los equipos de desarrollo, lo que reduce la brecha de rendimiento. La calidad del modelo local de ~3B es inferior a la de los ~27B de Groq para el caso de uso especifico. Mantenimiento (actualizar el modelo, ollama pull) recae en el equipo local. No conviene para volumen alto ni para tareas globales largas.</w:t>
       </w:r>
     </w:p>
     <w:p>

--- a/ENTREGA/Entrega_Final_TP.docx
+++ b/ENTREGA/Entrega_Final_TP.docx
@@ -1746,7 +1746,7 @@
           <w:b w:val="0"/>
           <w:i w:val="0"/>
         </w:rPr>
-        <w:t>Nota: la aplicacion ya incorpora Ollama como proveedor local (formato NATIVO, sin key). El plan RAG (manuales de uso de cada sistema embebidos localmente con nomic-embed-text) esta acordado y pendiente. Esto da sustento concreto a las respuestas.</w:t>
+        <w:t>Nota: la aplicacion ya incorpora Ollama como proveedor local (formato NATIVO, sin key). Como contexto del analisis, el prompt se arma con la descripcion del ticket, la descripcion oficial del sistema (Sistema.prompt) y el manual de uso del sistema en texto plano (manuales_rag/&lt;codigo&gt;, leido al momento de analizar). Se evaluaron dos variantes para incorporar los manuales: RAG vectorial (embeddings locales con nomic-embed-text + pgvector) y enviar el manual completo en el prompt. Se eligio esta ultima porque los manuales son acotados (BALANCES ~24 KB, FINANCIAMIENTO ~16 KB, ~10-12K tokens) y entran enteros en el contexto: el modelo ve todo el contenido, sin riesgo de fragmentos mal seleccionados por similitud; ademas evita pgvector, el pipeline de indexado y la carga de un modelo de embeddings en Ollama por analisis. El RAG quedo documentado como plan para escalar a manuales grandes.</w:t>
       </w:r>
     </w:p>
     <w:p>
@@ -1766,7 +1766,7 @@
           <w:b w:val="0"/>
           <w:i w:val="0"/>
         </w:rPr>
-        <w:t>[Borrador] Podria reemplazar la API externa para escenarios sensibles: los tickets de Financiamiento politico no deberian salir de la organizacion. El provider Ollama ya existe en la app: cambiando el modelo activo el analisis corre local. Ademas haria algo nuevo: embeddings locales (nomic-embed-text) para RAG sobre los manuales de uso sin enviar datos a la nube. Seria un componente de soporte intercambiable, no el agente principal.</w:t>
+        <w:t>[Borrador] Podria reemplazar la API externa para escenarios sensibles: los tickets de Financiamiento politico no deberian salir de la organizacion. El provider Ollama ya existe en la app: cambiando el modelo activo el analisis corre local. Hoy el contexto del analisis ya incluye el manual de uso del sistema (txt completo, sin que los datos salgan de la org); a futuro podria sumarle embeddings locales (nomic-embed-text) para RAG sobre esos manuales. Seria un componente de soporte intercambiable, no el agente principal.</w:t>
       </w:r>
     </w:p>
     <w:p>
